--- a/Base Application/Projects/Project/JobTaskQuote.docx
+++ b/Base Application/Projects/Project/JobTaskQuote.docx
@@ -3411,193 +3411,140 @@
 </a:theme>
 </file>
 
-<file path=customXml/item1.xml>��< ? x m l   v e r s i o n = " 1 . 0 "   e n c o d i n g = " u t f - 1 6 " ? > - 
- < N a v W o r d R e p o r t X m l P a r t   x m l n s = " u r n : m i c r o s o f t - d y n a m i c s - n a v / r e p o r t s / J o b _ T a s k _ Q u o t e / 1 0 1 7 / " > - 
-     < B C R e p o r t I n f o r m a t i o n > - 
-         < R e p o r t M e t a d a t a > - 
-             < E x t e n s i o n I d > E x t e n s i o n   I D < / E x t e n s i o n I d > - 
-             < E x t e n s i o n N a m e > E x t e n s i o n   N a m e < / E x t e n s i o n N a m e > - 
-             < E x t e n s i o n P u b l i s h e r > E x t e n s i o n   P u b l i s h e r < / E x t e n s i o n P u b l i s h e r > - 
-             < E x t e n s i o n V e r s i o n > E x t e n s i o n   V e r s i o n < / E x t e n s i o n V e r s i o n > - 
-             < R e p o r t I d > R e p o r t   I D < / R e p o r t I d > - 
-             < R e p o r t N a m e > R e p o r t   N a m e < / R e p o r t N a m e > - 
-             < A b o u t T h i s R e p o r t T i t l e > A b o u t   T h i s   R e p o r t   T i t l e < / A b o u t T h i s R e p o r t T i t l e > - 
-             < A b o u t T h i s R e p o r t T e x t > A b o u t   T h i s   R e p o r t   T e x t < / A b o u t T h i s R e p o r t T e x t > - 
-             < R e p o r t H e l p L i n k > R e p o r t   H e l p   L i n k < / R e p o r t H e l p L i n k > - 
-         < / R e p o r t M e t a d a t a > - 
-         < R e p o r t R e q u e s t > - 
-             < T e n a n t E n t r a I d > T e n a n t   E n t r a   I d < / T e n a n t E n t r a I d > - 
-             < E n v i r o n m e n t N a m e > E n v i r o n m e n t   N a m e < / E n v i r o n m e n t N a m e > - 
-             < E n v i r o n m e n t T y p e > E n v i r o n m e n t   T y p e < / E n v i r o n m e n t T y p e > - 
-             < C o m p a n y N a m e > C o m p a n y   N a m e < / C o m p a n y N a m e > - 
-             < C o m p a n y D i s p l a y N a m e > C o m p a n y   D i s p l a y   N a m e < / C o m p a n y D i s p l a y N a m e > - 
-             < C o m p a n y I d > C o m p a n y   I D < / C o m p a n y I d > - 
-             < U s e r N a m e > U s e r   N a m e < / U s e r N a m e > - 
-             < D a t e A n d T i m e > D a t e   a n d   T i m e < / D a t e A n d T i m e > - 
-             < L a n g u a g e > L a n g u a g e < / L a n g u a g e > - 
-             < F o r m a t R e g i o n > F o r m a t   R e g i o n < / F o r m a t R e g i o n > - 
-             < D a t e T i m e V a l u e s > - 
-                 < Y e a r > Y e a r < / Y e a r > - 
-                 < M o n t h N u m b e r > M o n t h   N u m b e r < / M o n t h N u m b e r > - 
-                 < D a y N u m b e r > D a y   N u m b e r < / D a y N u m b e r > - 
-                 < H o u r > H o u r < / H o u r > - 
-                 < M i n u t e > M i n u t e < / M i n u t e > - 
-             < / D a t e T i m e V a l u e s > - 
-         < / R e p o r t R e q u e s t > - 
-     < / B C R e p o r t I n f o r m a t i o n > - 
-     < L a b e l s > - 
-         < J o b D e s c r i p t i o n L b l > J o b D e s c r i p t i o n L b l < / J o b D e s c r i p t i o n L b l > - 
-         < J o b N o L b l > J o b N o L b l < / J o b N o L b l > - 
-     < / L a b e l s > - 
-     < J o b _ T a s k > - 
-         < B i l l T o A d d r e s s 1 > B i l l T o A d d r e s s 1 < / B i l l T o A d d r e s s 1 > - 
-         < B i l l T o A d d r e s s 2 > B i l l T o A d d r e s s 2 < / B i l l T o A d d r e s s 2 > - 
-         < B i l l T o A d d r e s s 3 > B i l l T o A d d r e s s 3 < / B i l l T o A d d r e s s 3 > - 
-         < B i l l T o A d d r e s s 4 > B i l l T o A d d r e s s 4 < / B i l l T o A d d r e s s 4 > - 
-         < B i l l T o A d d r e s s 5 > B i l l T o A d d r e s s 5 < / B i l l T o A d d r e s s 5 > - 
-         < B i l l T o A d d r e s s 6 > B i l l T o A d d r e s s 6 < / B i l l T o A d d r e s s 6 > - 
-         < C o m p a n y A d d r e s s 1 > C o m p a n y A d d r e s s 1 < / C o m p a n y A d d r e s s 1 > - 
-         < C o m p a n y A d d r e s s 2 > C o m p a n y A d d r e s s 2 < / C o m p a n y A d d r e s s 2 > - 
-         < C o m p a n y A d d r e s s 3 > C o m p a n y A d d r e s s 3 < / C o m p a n y A d d r e s s 3 > - 
-         < C o m p a n y A d d r e s s 4 > C o m p a n y A d d r e s s 4 < / C o m p a n y A d d r e s s 4 > - 
-         < C o m p a n y A d d r e s s 5 > C o m p a n y A d d r e s s 5 < / C o m p a n y A d d r e s s 5 > - 
-         < C o m p a n y A d d r e s s 6 > C o m p a n y A d d r e s s 6 < / C o m p a n y A d d r e s s 6 > - 
-         < C o m p a n y A d d r e s s 7 > C o m p a n y A d d r e s s 7 < / C o m p a n y A d d r e s s 7 > - 
-         < C o m p a n y A d d r e s s 8 > C o m p a n y A d d r e s s 8 < / C o m p a n y A d d r e s s 8 > - 
-         < C o m p a n y L o g o P o s i t i o n > C o m p a n y L o g o P o s i t i o n < / C o m p a n y L o g o P o s i t i o n > - 
-         < C o m p a n y N a m e > C o m p a n y N a m e < / C o m p a n y N a m e > - 
-         < C o m p a n y P i c t u r e   / > - 
-         < C u r r R e p o r t P a g e N o C a p t i o n > C u r r R e p o r t P a g e N o C a p t i o n < / C u r r R e p o r t P a g e N o C a p t i o n > - 
-         < D e s c r i p t i o n C a p t i o n > D e s c r i p t i o n C a p t i o n < / D e s c r i p t i o n C a p t i o n > - 
-         < D e s c r i p t i o n _ J o b > D e s c r i p t i o n _ J o b < / D e s c r i p t i o n _ J o b > - 
-         < J o b T a s k F i l t e r > J o b T a s k F i l t e r < / J o b T a s k F i l t e r > - 
-         < J o b T a s k N o C a p t > J o b T a s k N o C a p t < / J o b T a s k N o C a p t > - 
-         < J o b T a s k Q u o t e C a p t L b l > J o b T a s k Q u o t e C a p t L b l < / J o b T a s k Q u o t e C a p t L b l > - 
-         < J o b T a s k t a b l e C a p t F i l t e r > J o b T a s k t a b l e C a p t F i l t e r < / J o b T a s k t a b l e C a p t F i l t e r > - 
-         < J o b T a s k T y p e C a p t i o n > J o b T a s k T y p e C a p t i o n < / J o b T a s k T y p e C a p t i o n > - 
-         < L i n e D i s c o u n t A m o u n t C a p t i o n > L i n e D i s c o u n t A m o u n t C a p t i o n < / L i n e D i s c o u n t A m o u n t C a p t i o n > - 
-         < L i n e D i s c o u n t P c t C a p t i o n > L i n e D i s c o u n t P c t C a p t i o n < / L i n e D i s c o u n t P c t C a p t i o n > - 
-         < N o C a p t i o n > N o C a p t i o n < / N o C a p t i o n > - 
-         < N o _ J o b > N o _ J o b < / N o _ J o b > - 
-         < Q u a n t i t y C a p t i o n > Q u a n t i t y C a p t i o n < / Q u a n t i t y C a p t i o n > - 
-         < T a s k _ N o _ J o b > T a s k _ N o _ J o b < / T a s k _ N o _ J o b > - 
-         < T o d a y F o r m a t t e d > T o d a y F o r m a t t e d < / T o d a y F o r m a t t e d > - 
-         < T o t a l P r i c e C a p t i o n > T o t a l P r i c e C a p t i o n < / T o t a l P r i c e C a p t i o n > - 
-         < U n i t P r i c e C a p t i o n > U n i t P r i c e C a p t i o n < / U n i t P r i c e C a p t i o n > - 
-         < J o b _ P l a n n i n g _ L i n e > - 
-             < I n d e n t a t i o n _ J o b T a s k > I n d e n t a t i o n _ J o b T a s k < / I n d e n t a t i o n _ J o b T a s k > - 
-             < J o b P l a n n i n g L i n e _ J o b T a s k N o > J o b P l a n n i n g L i n e _ J o b T a s k N o < / J o b P l a n n i n g L i n e _ J o b T a s k N o > - 
-             < J o b P l a n n i n g L i n e _ L i n e T y p e > J o b P l a n n i n g L i n e _ L i n e T y p e < / J o b P l a n n i n g L i n e _ L i n e T y p e > - 
-             < J o b P l a n n i n g L i n e _ T y p e > J o b P l a n n i n g L i n e _ T y p e < / J o b P l a n n i n g L i n e _ T y p e > - 
-             < L i n e D i s c o u n t A m o u n t > L i n e D i s c o u n t A m o u n t < / L i n e D i s c o u n t A m o u n t > - 
-             < L i n e D i s c o u n t P c t > L i n e D i s c o u n t P c t < / L i n e D i s c o u n t P c t > - 
-             < N u m b e r > N u m b e r < / N u m b e r > - 
-             < Q u a n t i t y > Q u a n t i t y < / Q u a n t i t y > - 
-             < S h o w I n t B o d y 3 > S h o w I n t B o d y 3 < / S h o w I n t B o d y 3 > - 
-             < T o t a l P r i c e > T o t a l P r i c e < / T o t a l P r i c e > - 
-             < T o t a l P r i c e L C Y > T o t a l P r i c e L C Y < / T o t a l P r i c e L C Y > - 
-             < T y p e > T y p e < / T y p e > - 
-             < U n i t P r i c e > U n i t P r i c e < / U n i t P r i c e > - 
-             < U n i t P r i c e L C Y > U n i t P r i c e L C Y < / U n i t P r i c e L C Y > - 
-         < / J o b _ P l a n n i n g _ L i n e > - 
-         < T o t a l s > - 
-             < J o b T o t a l V a l u e > J o b T o t a l V a l u e < / J o b T o t a l V a l u e > - 
-         < / T o t a l s > - 
-     < / J o b _ T a s k > - 
- < / N a v W o r d R e p o r t X m l P a r t > 
+<file path=customXml/item1.xml><?xml version="1.0" encoding="utf-8"?>
+<NavWordReportXmlPart xmlns="urn:microsoft-dynamics-nav/reports/Job_Task_Quote/1017/">
+  <BCReportInformation>
+    <ReportMetadata>
+      <ExtensionId>Extension ID</ExtensionId>
+      <ExtensionName>Extension Name</ExtensionName>
+      <ExtensionPublisher>Extension Publisher</ExtensionPublisher>
+      <ExtensionVersion>Extension Version</ExtensionVersion>
+      <ReportId>Report ID</ReportId>
+      <ReportName>Report Name</ReportName>
+      <AboutThisReportTitle>About This Report Title</AboutThisReportTitle>
+      <AboutThisReportText>About This Report Text</AboutThisReportText>
+      <ReportHelpLink>Report Help Link</ReportHelpLink>
+      <ReportCaption>Report Caption</ReportCaption>
+    </ReportMetadata>
+    <ReportRequest>
+      <TenantEntraId>Tenant Entra Id</TenantEntraId>
+      <EnvironmentName>Environment Name</EnvironmentName>
+      <EnvironmentType>Environment Type</EnvironmentType>
+      <CompanyName>Company Name</CompanyName>
+      <CompanyDisplayName>Company Display Name</CompanyDisplayName>
+      <CompanyId>Company ID</CompanyId>
+      <UserName>User Name</UserName>
+      <DateAndTime>Date and Time</DateAndTime>
+      <Language>Language</Language>
+      <FormatRegion>Format Region</FormatRegion>
+      <DateTimeValues>
+        <Year>Year</Year>
+        <MonthNumber>Month Number</MonthNumber>
+        <DayNumber>Day Number</DayNumber>
+        <Hour>Hour</Hour>
+        <Minute>Minute</Minute>
+      </DateTimeValues>
+    </ReportRequest>
+    <CompanyMetadata>
+      <CompanyName>Company Name</CompanyName>
+      <CompanyDisplayName>Company Display Name</CompanyDisplayName>
+      <CompanyAddressLines>
+        <CompanyAddressLine1>Company Address Line 1</CompanyAddressLine1>
+        <CompanyAddressLine2>Company Address Line 2</CompanyAddressLine2>
+        <CompanyAddressLine3>Company Address Line 3</CompanyAddressLine3>
+        <CompanyAddressLine4>Company Address Line 4</CompanyAddressLine4>
+        <CompanyAddressLine5>Company Address Line 5</CompanyAddressLine5>
+        <CompanyAddressLine6>Company Address Line 6</CompanyAddressLine6>
+        <CompanyAddressLine7>Company Address Line 7</CompanyAddressLine7>
+        <CompanyAddressLine8>Company Address Line 8</CompanyAddressLine8>
+      </CompanyAddressLines>
+      <CompanyPhone>Company Phone</CompanyPhone>
+      <CompanyPhoneCaption>Company Phone Caption</CompanyPhoneCaption>
+      <CompanyFaxNo>Company Fax No.</CompanyFaxNo>
+      <CompanyFaxNoCaption>Company Fax No. Caption</CompanyFaxNoCaption>
+      <CompanyEmail>Company Email</CompanyEmail>
+      <CompanyEmailCaption>Company Email Caption</CompanyEmailCaption>
+      <CompanyHomePage>Company Home Page</CompanyHomePage>
+      <CompanyHomePageCaption>Company Home Page Caption</CompanyHomePageCaption>
+      <CompanyLogo>Company Logo</CompanyLogo>
+      <CompanyVATRegistrationNo>Company VAT Registration No.</CompanyVATRegistrationNo>
+      <CompanyVATRegistrationNoCaption>Company VAT Registration No. Caption</CompanyVATRegistrationNoCaption>
+      <CompanyRegistrationNo>Company Registration No.</CompanyRegistrationNo>
+      <CompanyRegistrationNoCaption>Company Registration No. Caption</CompanyRegistrationNoCaption>
+      <CompanyBankName>Company Bank Name</CompanyBankName>
+      <CompanyBankNameCaption>Company Bank Name Caption</CompanyBankNameCaption>
+      <CompanyBankAccountNo>Company Bank Account No.</CompanyBankAccountNo>
+      <CompanyBankAccountNoCaption>Company Bank Account No. Caption</CompanyBankAccountNoCaption>
+      <CompanyBankBranchNo>Company Bank Branch No.</CompanyBankBranchNo>
+      <CompanyBankBranchNoCaption>Company Bank Branch No. Caption</CompanyBankBranchNoCaption>
+      <CompanyIBAN>Company IBAN</CompanyIBAN>
+      <CompanyIBANCaption>Company IBAN Caption</CompanyIBANCaption>
+      <CompanyBankSWIFT>Company Bank SWIFT</CompanyBankSWIFT>
+      <CompanyBankSWIFTCaption>Company Bank SWIFT Caption</CompanyBankSWIFTCaption>
+      <CompanyGiroNo>Company Giro No.</CompanyGiroNo>
+      <CompanyGiroNoCaption>Company Giro No. Caption</CompanyGiroNoCaption>
+    </CompanyMetadata>
+  </BCReportInformation>
+  <Labels>
+    <JobDescriptionLbl>JobDescriptionLbl</JobDescriptionLbl>
+    <JobNoLbl>JobNoLbl</JobNoLbl>
+  </Labels>
+  <Job_Task>
+    <BillToAddress1>BillToAddress1</BillToAddress1>
+    <BillToAddress2>BillToAddress2</BillToAddress2>
+    <BillToAddress3>BillToAddress3</BillToAddress3>
+    <BillToAddress4>BillToAddress4</BillToAddress4>
+    <BillToAddress5>BillToAddress5</BillToAddress5>
+    <BillToAddress6>BillToAddress6</BillToAddress6>
+    <CompanyAddress1>CompanyAddress1</CompanyAddress1>
+    <CompanyAddress2>CompanyAddress2</CompanyAddress2>
+    <CompanyAddress3>CompanyAddress3</CompanyAddress3>
+    <CompanyAddress4>CompanyAddress4</CompanyAddress4>
+    <CompanyAddress5>CompanyAddress5</CompanyAddress5>
+    <CompanyAddress6>CompanyAddress6</CompanyAddress6>
+    <CompanyAddress7>CompanyAddress7</CompanyAddress7>
+    <CompanyAddress8>CompanyAddress8</CompanyAddress8>
+    <CompanyLogoPosition>CompanyLogoPosition</CompanyLogoPosition>
+    <CompanyName>CompanyName</CompanyName>
+    <CompanyPicture/>
+    <CurrReportPageNoCaption>CurrReportPageNoCaption</CurrReportPageNoCaption>
+    <DescriptionCaption>DescriptionCaption</DescriptionCaption>
+    <Description_Job>Description_Job</Description_Job>
+    <JobTaskFilter>JobTaskFilter</JobTaskFilter>
+    <JobTaskNoCapt>JobTaskNoCapt</JobTaskNoCapt>
+    <JobTaskQuoteCaptLbl>JobTaskQuoteCaptLbl</JobTaskQuoteCaptLbl>
+    <JobTasktableCaptFilter>JobTasktableCaptFilter</JobTasktableCaptFilter>
+    <JobTaskTypeCaption>JobTaskTypeCaption</JobTaskTypeCaption>
+    <LineDiscountAmountCaption>LineDiscountAmountCaption</LineDiscountAmountCaption>
+    <LineDiscountPctCaption>LineDiscountPctCaption</LineDiscountPctCaption>
+    <NoCaption>NoCaption</NoCaption>
+    <No_Job>No_Job</No_Job>
+    <QuantityCaption>QuantityCaption</QuantityCaption>
+    <Task_No_Job>Task_No_Job</Task_No_Job>
+    <TodayFormatted>TodayFormatted</TodayFormatted>
+    <TotalPriceCaption>TotalPriceCaption</TotalPriceCaption>
+    <UnitPriceCaption>UnitPriceCaption</UnitPriceCaption>
+    <Job_Planning_Line>
+      <Indentation_JobTask>Indentation_JobTask</Indentation_JobTask>
+      <JobPlanningLine_JobTaskNo>JobPlanningLine_JobTaskNo</JobPlanningLine_JobTaskNo>
+      <JobPlanningLine_LineType>JobPlanningLine_LineType</JobPlanningLine_LineType>
+      <JobPlanningLine_Type>JobPlanningLine_Type</JobPlanningLine_Type>
+      <LineDiscountAmount>LineDiscountAmount</LineDiscountAmount>
+      <LineDiscountPct>LineDiscountPct</LineDiscountPct>
+      <Number>Number</Number>
+      <Quantity>Quantity</Quantity>
+      <ShowIntBody3>ShowIntBody3</ShowIntBody3>
+      <TotalPrice>TotalPrice</TotalPrice>
+      <TotalPriceLCY>TotalPriceLCY</TotalPriceLCY>
+      <Type>Type</Type>
+      <UnitPrice>UnitPrice</UnitPrice>
+      <UnitPriceLCY>UnitPriceLCY</UnitPriceLCY>
+    </Job_Planning_Line>
+    <Totals>
+      <JobTotalValue>JobTotalValue</JobTotalValue>
+    </Totals>
+  </Job_Task>
+</NavWordReportXmlPart>
 </file>
 
 <file path=customXml/itemProps1.xml><?xml version="1.0" encoding="utf-8"?>

--- a/Base Application/Projects/Project/JobTaskQuote.docx
+++ b/Base Application/Projects/Project/JobTaskQuote.docx
@@ -3411,140 +3411,193 @@
 </a:theme>
 </file>
 
-<file path=customXml/item1.xml><?xml version="1.0" encoding="utf-8"?>
-<NavWordReportXmlPart xmlns="urn:microsoft-dynamics-nav/reports/Job_Task_Quote/1017/">
-  <BCReportInformation>
-    <ReportMetadata>
-      <ExtensionId>Extension ID</ExtensionId>
-      <ExtensionName>Extension Name</ExtensionName>
-      <ExtensionPublisher>Extension Publisher</ExtensionPublisher>
-      <ExtensionVersion>Extension Version</ExtensionVersion>
-      <ReportId>Report ID</ReportId>
-      <ReportName>Report Name</ReportName>
-      <AboutThisReportTitle>About This Report Title</AboutThisReportTitle>
-      <AboutThisReportText>About This Report Text</AboutThisReportText>
-      <ReportHelpLink>Report Help Link</ReportHelpLink>
-      <ReportCaption>Report Caption</ReportCaption>
-    </ReportMetadata>
-    <ReportRequest>
-      <TenantEntraId>Tenant Entra Id</TenantEntraId>
-      <EnvironmentName>Environment Name</EnvironmentName>
-      <EnvironmentType>Environment Type</EnvironmentType>
-      <CompanyName>Company Name</CompanyName>
-      <CompanyDisplayName>Company Display Name</CompanyDisplayName>
-      <CompanyId>Company ID</CompanyId>
-      <UserName>User Name</UserName>
-      <DateAndTime>Date and Time</DateAndTime>
-      <Language>Language</Language>
-      <FormatRegion>Format Region</FormatRegion>
-      <DateTimeValues>
-        <Year>Year</Year>
-        <MonthNumber>Month Number</MonthNumber>
-        <DayNumber>Day Number</DayNumber>
-        <Hour>Hour</Hour>
-        <Minute>Minute</Minute>
-      </DateTimeValues>
-    </ReportRequest>
-    <CompanyMetadata>
-      <CompanyName>Company Name</CompanyName>
-      <CompanyDisplayName>Company Display Name</CompanyDisplayName>
-      <CompanyAddressLines>
-        <CompanyAddressLine1>Company Address Line 1</CompanyAddressLine1>
-        <CompanyAddressLine2>Company Address Line 2</CompanyAddressLine2>
-        <CompanyAddressLine3>Company Address Line 3</CompanyAddressLine3>
-        <CompanyAddressLine4>Company Address Line 4</CompanyAddressLine4>
-        <CompanyAddressLine5>Company Address Line 5</CompanyAddressLine5>
-        <CompanyAddressLine6>Company Address Line 6</CompanyAddressLine6>
-        <CompanyAddressLine7>Company Address Line 7</CompanyAddressLine7>
-        <CompanyAddressLine8>Company Address Line 8</CompanyAddressLine8>
-      </CompanyAddressLines>
-      <CompanyPhone>Company Phone</CompanyPhone>
-      <CompanyPhoneCaption>Company Phone Caption</CompanyPhoneCaption>
-      <CompanyFaxNo>Company Fax No.</CompanyFaxNo>
-      <CompanyFaxNoCaption>Company Fax No. Caption</CompanyFaxNoCaption>
-      <CompanyEmail>Company Email</CompanyEmail>
-      <CompanyEmailCaption>Company Email Caption</CompanyEmailCaption>
-      <CompanyHomePage>Company Home Page</CompanyHomePage>
-      <CompanyHomePageCaption>Company Home Page Caption</CompanyHomePageCaption>
-      <CompanyLogo>Company Logo</CompanyLogo>
-      <CompanyVATRegistrationNo>Company VAT Registration No.</CompanyVATRegistrationNo>
-      <CompanyVATRegistrationNoCaption>Company VAT Registration No. Caption</CompanyVATRegistrationNoCaption>
-      <CompanyRegistrationNo>Company Registration No.</CompanyRegistrationNo>
-      <CompanyRegistrationNoCaption>Company Registration No. Caption</CompanyRegistrationNoCaption>
-      <CompanyBankName>Company Bank Name</CompanyBankName>
-      <CompanyBankNameCaption>Company Bank Name Caption</CompanyBankNameCaption>
-      <CompanyBankAccountNo>Company Bank Account No.</CompanyBankAccountNo>
-      <CompanyBankAccountNoCaption>Company Bank Account No. Caption</CompanyBankAccountNoCaption>
-      <CompanyBankBranchNo>Company Bank Branch No.</CompanyBankBranchNo>
-      <CompanyBankBranchNoCaption>Company Bank Branch No. Caption</CompanyBankBranchNoCaption>
-      <CompanyIBAN>Company IBAN</CompanyIBAN>
-      <CompanyIBANCaption>Company IBAN Caption</CompanyIBANCaption>
-      <CompanyBankSWIFT>Company Bank SWIFT</CompanyBankSWIFT>
-      <CompanyBankSWIFTCaption>Company Bank SWIFT Caption</CompanyBankSWIFTCaption>
-      <CompanyGiroNo>Company Giro No.</CompanyGiroNo>
-      <CompanyGiroNoCaption>Company Giro No. Caption</CompanyGiroNoCaption>
-    </CompanyMetadata>
-  </BCReportInformation>
-  <Labels>
-    <JobDescriptionLbl>JobDescriptionLbl</JobDescriptionLbl>
-    <JobNoLbl>JobNoLbl</JobNoLbl>
-  </Labels>
-  <Job_Task>
-    <BillToAddress1>BillToAddress1</BillToAddress1>
-    <BillToAddress2>BillToAddress2</BillToAddress2>
-    <BillToAddress3>BillToAddress3</BillToAddress3>
-    <BillToAddress4>BillToAddress4</BillToAddress4>
-    <BillToAddress5>BillToAddress5</BillToAddress5>
-    <BillToAddress6>BillToAddress6</BillToAddress6>
-    <CompanyAddress1>CompanyAddress1</CompanyAddress1>
-    <CompanyAddress2>CompanyAddress2</CompanyAddress2>
-    <CompanyAddress3>CompanyAddress3</CompanyAddress3>
-    <CompanyAddress4>CompanyAddress4</CompanyAddress4>
-    <CompanyAddress5>CompanyAddress5</CompanyAddress5>
-    <CompanyAddress6>CompanyAddress6</CompanyAddress6>
-    <CompanyAddress7>CompanyAddress7</CompanyAddress7>
-    <CompanyAddress8>CompanyAddress8</CompanyAddress8>
-    <CompanyLogoPosition>CompanyLogoPosition</CompanyLogoPosition>
-    <CompanyName>CompanyName</CompanyName>
-    <CompanyPicture/>
-    <CurrReportPageNoCaption>CurrReportPageNoCaption</CurrReportPageNoCaption>
-    <DescriptionCaption>DescriptionCaption</DescriptionCaption>
-    <Description_Job>Description_Job</Description_Job>
-    <JobTaskFilter>JobTaskFilter</JobTaskFilter>
-    <JobTaskNoCapt>JobTaskNoCapt</JobTaskNoCapt>
-    <JobTaskQuoteCaptLbl>JobTaskQuoteCaptLbl</JobTaskQuoteCaptLbl>
-    <JobTasktableCaptFilter>JobTasktableCaptFilter</JobTasktableCaptFilter>
-    <JobTaskTypeCaption>JobTaskTypeCaption</JobTaskTypeCaption>
-    <LineDiscountAmountCaption>LineDiscountAmountCaption</LineDiscountAmountCaption>
-    <LineDiscountPctCaption>LineDiscountPctCaption</LineDiscountPctCaption>
-    <NoCaption>NoCaption</NoCaption>
-    <No_Job>No_Job</No_Job>
-    <QuantityCaption>QuantityCaption</QuantityCaption>
-    <Task_No_Job>Task_No_Job</Task_No_Job>
-    <TodayFormatted>TodayFormatted</TodayFormatted>
-    <TotalPriceCaption>TotalPriceCaption</TotalPriceCaption>
-    <UnitPriceCaption>UnitPriceCaption</UnitPriceCaption>
-    <Job_Planning_Line>
-      <Indentation_JobTask>Indentation_JobTask</Indentation_JobTask>
-      <JobPlanningLine_JobTaskNo>JobPlanningLine_JobTaskNo</JobPlanningLine_JobTaskNo>
-      <JobPlanningLine_LineType>JobPlanningLine_LineType</JobPlanningLine_LineType>
-      <JobPlanningLine_Type>JobPlanningLine_Type</JobPlanningLine_Type>
-      <LineDiscountAmount>LineDiscountAmount</LineDiscountAmount>
-      <LineDiscountPct>LineDiscountPct</LineDiscountPct>
-      <Number>Number</Number>
-      <Quantity>Quantity</Quantity>
-      <ShowIntBody3>ShowIntBody3</ShowIntBody3>
-      <TotalPrice>TotalPrice</TotalPrice>
-      <TotalPriceLCY>TotalPriceLCY</TotalPriceLCY>
-      <Type>Type</Type>
-      <UnitPrice>UnitPrice</UnitPrice>
-      <UnitPriceLCY>UnitPriceLCY</UnitPriceLCY>
-    </Job_Planning_Line>
-    <Totals>
-      <JobTotalValue>JobTotalValue</JobTotalValue>
-    </Totals>
-  </Job_Task>
-</NavWordReportXmlPart>
+<file path=customXml/item1.xml>��< ? x m l   v e r s i o n = " 1 . 0 "   e n c o d i n g = " u t f - 1 6 " ? > + 
+ < N a v W o r d R e p o r t X m l P a r t   x m l n s = " u r n : m i c r o s o f t - d y n a m i c s - n a v / r e p o r t s / J o b _ T a s k _ Q u o t e / 1 0 1 7 / " > + 
+     < B C R e p o r t I n f o r m a t i o n > + 
+         < R e p o r t M e t a d a t a > + 
+             < E x t e n s i o n I d > E x t e n s i o n   I D < / E x t e n s i o n I d > + 
+             < E x t e n s i o n N a m e > E x t e n s i o n   N a m e < / E x t e n s i o n N a m e > + 
+             < E x t e n s i o n P u b l i s h e r > E x t e n s i o n   P u b l i s h e r < / E x t e n s i o n P u b l i s h e r > + 
+             < E x t e n s i o n V e r s i o n > E x t e n s i o n   V e r s i o n < / E x t e n s i o n V e r s i o n > + 
+             < R e p o r t I d > R e p o r t   I D < / R e p o r t I d > + 
+             < R e p o r t N a m e > R e p o r t   N a m e < / R e p o r t N a m e > + 
+             < A b o u t T h i s R e p o r t T i t l e > A b o u t   T h i s   R e p o r t   T i t l e < / A b o u t T h i s R e p o r t T i t l e > + 
+             < A b o u t T h i s R e p o r t T e x t > A b o u t   T h i s   R e p o r t   T e x t < / A b o u t T h i s R e p o r t T e x t > + 
+             < R e p o r t H e l p L i n k > R e p o r t   H e l p   L i n k < / R e p o r t H e l p L i n k > + 
+         < / R e p o r t M e t a d a t a > + 
+         < R e p o r t R e q u e s t > + 
+             < T e n a n t E n t r a I d > T e n a n t   E n t r a   I d < / T e n a n t E n t r a I d > + 
+             < E n v i r o n m e n t N a m e > E n v i r o n m e n t   N a m e < / E n v i r o n m e n t N a m e > + 
+             < E n v i r o n m e n t T y p e > E n v i r o n m e n t   T y p e < / E n v i r o n m e n t T y p e > + 
+             < C o m p a n y N a m e > C o m p a n y   N a m e < / C o m p a n y N a m e > + 
+             < C o m p a n y D i s p l a y N a m e > C o m p a n y   D i s p l a y   N a m e < / C o m p a n y D i s p l a y N a m e > + 
+             < C o m p a n y I d > C o m p a n y   I D < / C o m p a n y I d > + 
+             < U s e r N a m e > U s e r   N a m e < / U s e r N a m e > + 
+             < D a t e A n d T i m e > D a t e   a n d   T i m e < / D a t e A n d T i m e > + 
+             < L a n g u a g e > L a n g u a g e < / L a n g u a g e > + 
+             < F o r m a t R e g i o n > F o r m a t   R e g i o n < / F o r m a t R e g i o n > + 
+             < D a t e T i m e V a l u e s > + 
+                 < Y e a r > Y e a r < / Y e a r > + 
+                 < M o n t h N u m b e r > M o n t h   N u m b e r < / M o n t h N u m b e r > + 
+                 < D a y N u m b e r > D a y   N u m b e r < / D a y N u m b e r > + 
+                 < H o u r > H o u r < / H o u r > + 
+                 < M i n u t e > M i n u t e < / M i n u t e > + 
+             < / D a t e T i m e V a l u e s > + 
+         < / R e p o r t R e q u e s t > + 
+     < / B C R e p o r t I n f o r m a t i o n > + 
+     < L a b e l s > + 
+         < J o b D e s c r i p t i o n L b l > J o b D e s c r i p t i o n L b l < / J o b D e s c r i p t i o n L b l > + 
+         < J o b N o L b l > J o b N o L b l < / J o b N o L b l > + 
+     < / L a b e l s > + 
+     < J o b _ T a s k > + 
+         < B i l l T o A d d r e s s 1 > B i l l T o A d d r e s s 1 < / B i l l T o A d d r e s s 1 > + 
+         < B i l l T o A d d r e s s 2 > B i l l T o A d d r e s s 2 < / B i l l T o A d d r e s s 2 > + 
+         < B i l l T o A d d r e s s 3 > B i l l T o A d d r e s s 3 < / B i l l T o A d d r e s s 3 > + 
+         < B i l l T o A d d r e s s 4 > B i l l T o A d d r e s s 4 < / B i l l T o A d d r e s s 4 > + 
+         < B i l l T o A d d r e s s 5 > B i l l T o A d d r e s s 5 < / B i l l T o A d d r e s s 5 > + 
+         < B i l l T o A d d r e s s 6 > B i l l T o A d d r e s s 6 < / B i l l T o A d d r e s s 6 > + 
+         < C o m p a n y A d d r e s s 1 > C o m p a n y A d d r e s s 1 < / C o m p a n y A d d r e s s 1 > + 
+         < C o m p a n y A d d r e s s 2 > C o m p a n y A d d r e s s 2 < / C o m p a n y A d d r e s s 2 > + 
+         < C o m p a n y A d d r e s s 3 > C o m p a n y A d d r e s s 3 < / C o m p a n y A d d r e s s 3 > + 
+         < C o m p a n y A d d r e s s 4 > C o m p a n y A d d r e s s 4 < / C o m p a n y A d d r e s s 4 > + 
+         < C o m p a n y A d d r e s s 5 > C o m p a n y A d d r e s s 5 < / C o m p a n y A d d r e s s 5 > + 
+         < C o m p a n y A d d r e s s 6 > C o m p a n y A d d r e s s 6 < / C o m p a n y A d d r e s s 6 > + 
+         < C o m p a n y A d d r e s s 7 > C o m p a n y A d d r e s s 7 < / C o m p a n y A d d r e s s 7 > + 
+         < C o m p a n y A d d r e s s 8 > C o m p a n y A d d r e s s 8 < / C o m p a n y A d d r e s s 8 > + 
+         < C o m p a n y L o g o P o s i t i o n > C o m p a n y L o g o P o s i t i o n < / C o m p a n y L o g o P o s i t i o n > + 
+         < C o m p a n y N a m e > C o m p a n y N a m e < / C o m p a n y N a m e > + 
+         < C o m p a n y P i c t u r e   / > + 
+         < C u r r R e p o r t P a g e N o C a p t i o n > C u r r R e p o r t P a g e N o C a p t i o n < / C u r r R e p o r t P a g e N o C a p t i o n > + 
+         < D e s c r i p t i o n C a p t i o n > D e s c r i p t i o n C a p t i o n < / D e s c r i p t i o n C a p t i o n > + 
+         < D e s c r i p t i o n _ J o b > D e s c r i p t i o n _ J o b < / D e s c r i p t i o n _ J o b > + 
+         < J o b T a s k F i l t e r > J o b T a s k F i l t e r < / J o b T a s k F i l t e r > + 
+         < J o b T a s k N o C a p t > J o b T a s k N o C a p t < / J o b T a s k N o C a p t > + 
+         < J o b T a s k Q u o t e C a p t L b l > J o b T a s k Q u o t e C a p t L b l < / J o b T a s k Q u o t e C a p t L b l > + 
+         < J o b T a s k t a b l e C a p t F i l t e r > J o b T a s k t a b l e C a p t F i l t e r < / J o b T a s k t a b l e C a p t F i l t e r > + 
+         < J o b T a s k T y p e C a p t i o n > J o b T a s k T y p e C a p t i o n < / J o b T a s k T y p e C a p t i o n > + 
+         < L i n e D i s c o u n t A m o u n t C a p t i o n > L i n e D i s c o u n t A m o u n t C a p t i o n < / L i n e D i s c o u n t A m o u n t C a p t i o n > + 
+         < L i n e D i s c o u n t P c t C a p t i o n > L i n e D i s c o u n t P c t C a p t i o n < / L i n e D i s c o u n t P c t C a p t i o n > + 
+         < N o C a p t i o n > N o C a p t i o n < / N o C a p t i o n > + 
+         < N o _ J o b > N o _ J o b < / N o _ J o b > + 
+         < Q u a n t i t y C a p t i o n > Q u a n t i t y C a p t i o n < / Q u a n t i t y C a p t i o n > + 
+         < T a s k _ N o _ J o b > T a s k _ N o _ J o b < / T a s k _ N o _ J o b > + 
+         < T o d a y F o r m a t t e d > T o d a y F o r m a t t e d < / T o d a y F o r m a t t e d > + 
+         < T o t a l P r i c e C a p t i o n > T o t a l P r i c e C a p t i o n < / T o t a l P r i c e C a p t i o n > + 
+         < U n i t P r i c e C a p t i o n > U n i t P r i c e C a p t i o n < / U n i t P r i c e C a p t i o n > + 
+         < J o b _ P l a n n i n g _ L i n e > + 
+             < I n d e n t a t i o n _ J o b T a s k > I n d e n t a t i o n _ J o b T a s k < / I n d e n t a t i o n _ J o b T a s k > + 
+             < J o b P l a n n i n g L i n e _ J o b T a s k N o > J o b P l a n n i n g L i n e _ J o b T a s k N o < / J o b P l a n n i n g L i n e _ J o b T a s k N o > + 
+             < J o b P l a n n i n g L i n e _ L i n e T y p e > J o b P l a n n i n g L i n e _ L i n e T y p e < / J o b P l a n n i n g L i n e _ L i n e T y p e > + 
+             < J o b P l a n n i n g L i n e _ T y p e > J o b P l a n n i n g L i n e _ T y p e < / J o b P l a n n i n g L i n e _ T y p e > + 
+             < L i n e D i s c o u n t A m o u n t > L i n e D i s c o u n t A m o u n t < / L i n e D i s c o u n t A m o u n t > + 
+             < L i n e D i s c o u n t P c t > L i n e D i s c o u n t P c t < / L i n e D i s c o u n t P c t > + 
+             < N u m b e r > N u m b e r < / N u m b e r > + 
+             < Q u a n t i t y > Q u a n t i t y < / Q u a n t i t y > + 
+             < S h o w I n t B o d y 3 > S h o w I n t B o d y 3 < / S h o w I n t B o d y 3 > + 
+             < T o t a l P r i c e > T o t a l P r i c e < / T o t a l P r i c e > + 
+             < T o t a l P r i c e L C Y > T o t a l P r i c e L C Y < / T o t a l P r i c e L C Y > + 
+             < T y p e > T y p e < / T y p e > + 
+             < U n i t P r i c e > U n i t P r i c e < / U n i t P r i c e > + 
+             < U n i t P r i c e L C Y > U n i t P r i c e L C Y < / U n i t P r i c e L C Y > + 
+         < / J o b _ P l a n n i n g _ L i n e > + 
+         < T o t a l s > + 
+             < J o b T o t a l V a l u e > J o b T o t a l V a l u e < / J o b T o t a l V a l u e > + 
+         < / T o t a l s > + 
+     < / J o b _ T a s k > + 
+ < / N a v W o r d R e p o r t X m l P a r t > 
 </file>
 
 <file path=customXml/itemProps1.xml><?xml version="1.0" encoding="utf-8"?>
